--- a/admin/tpl/procuracao.docx
+++ b/admin/tpl/procuracao.docx
@@ -2,6 +2,45 @@
 <file path=word/document.xml><?xml version="1.0" encoding="utf-8"?>
 <w:document xmlns:w="http://schemas.openxmlformats.org/wordprocessingml/2006/main">
   <w:body>
+    <w:p>
+      <w:pPr>
+        <w:jc w:val="center"/>
+        <w:spacing w:after="220"/>
+      </w:pPr>
+      <w:r>
+        <w:drawing>
+          <wp:inline xmlns:wp="http://schemas.openxmlformats.org/drawingml/2006/wordprocessingDrawing" distT="0" distB="0" distL="0" distR="0">
+            <wp:extent cx="1080000" cy="1063256"/>
+            <wp:docPr id="10" name="Logo Camila de Liz"/>
+            <a:graphic xmlns:a="http://schemas.openxmlformats.org/drawingml/2006/main">
+              <a:graphicData uri="http://schemas.openxmlformats.org/drawingml/2006/picture">
+                <pic:pic xmlns:pic="http://schemas.openxmlformats.org/drawingml/2006/picture">
+                  <pic:nvPicPr>
+                    <pic:cNvPr id="10" name="logo-camila.png"/>
+                    <pic:cNvPicPr/>
+                  </pic:nvPicPr>
+                  <pic:blipFill>
+                    <a:blip xmlns:r="http://schemas.openxmlformats.org/officeDocument/2006/relationships" r:embed="rIdLogo"/>
+                    <a:stretch>
+                      <a:fillRect/>
+                    </a:stretch>
+                  </pic:blipFill>
+                  <pic:spPr>
+                    <a:xfrm>
+                      <a:off x="0" y="0"/>
+                      <a:ext cx="1080000" cy="1063256"/>
+                    </a:xfrm>
+                    <a:prstGeom prst="rect">
+                      <a:avLst/>
+                    </a:prstGeom>
+                  </pic:spPr>
+                </pic:pic>
+              </a:graphicData>
+            </a:graphic>
+          </wp:inline>
+        </w:drawing>
+      </w:r>
+    </w:p>
     <w:p>
       <w:pPr>
         <w:jc w:val="center"/>

--- a/admin/tpl/procuracao.docx
+++ b/admin/tpl/procuracao.docx
@@ -154,7 +154,7 @@
     <w:p>
       <w:pPr>
         <w:jc w:val="both"/>
-        <w:spacing w:after="720" w:line="276" w:lineRule="auto"/>
+        <w:spacing w:after="600" w:line="276" w:lineRule="auto"/>
       </w:pPr>
       <w:r>
         <w:rPr>

--- a/admin/tpl/procuracao.docx
+++ b/admin/tpl/procuracao.docx
@@ -154,7 +154,7 @@
     <w:p>
       <w:pPr>
         <w:jc w:val="both"/>
-        <w:spacing w:after="600" w:line="276" w:lineRule="auto"/>
+        <w:spacing w:after="800" w:line="276" w:lineRule="auto"/>
       </w:pPr>
       <w:r>
         <w:rPr>
